--- a/hin/docx/032.content.docx
+++ b/hin/docx/032.content.docx
@@ -1708,7 +1708,7 @@
       <w:r>
         <w:drawing>
           <wp:inline xmlns:a="http://schemas.openxmlformats.org/drawingml/2006/main" xmlns:pic="http://schemas.openxmlformats.org/drawingml/2006/picture">
-            <wp:extent cx="6096000" cy="3413760"/>
+            <wp:extent cx="6096000" cy="4090416"/>
             <wp:docPr id="14" name="Picture 14"/>
             <wp:cNvGraphicFramePr>
               <a:graphicFrameLocks noChangeAspect="1"/>
@@ -1729,7 +1729,7 @@
                   <pic:spPr>
                     <a:xfrm>
                       <a:off x="0" y="0"/>
-                      <a:ext cx="6096000" cy="3413760"/>
+                      <a:ext cx="6096000" cy="4090416"/>
                     </a:xfrm>
                     <a:prstGeom prst="rect"/>
                   </pic:spPr>
@@ -1822,7 +1822,7 @@
       <w:r>
         <w:drawing>
           <wp:inline xmlns:a="http://schemas.openxmlformats.org/drawingml/2006/main" xmlns:pic="http://schemas.openxmlformats.org/drawingml/2006/picture">
-            <wp:extent cx="6096000" cy="3413760"/>
+            <wp:extent cx="6096000" cy="4066032"/>
             <wp:docPr id="15" name="Picture 15"/>
             <wp:cNvGraphicFramePr>
               <a:graphicFrameLocks noChangeAspect="1"/>
@@ -1843,7 +1843,7 @@
                   <pic:spPr>
                     <a:xfrm>
                       <a:off x="0" y="0"/>
-                      <a:ext cx="6096000" cy="3413760"/>
+                      <a:ext cx="6096000" cy="4066032"/>
                     </a:xfrm>
                     <a:prstGeom prst="rect"/>
                   </pic:spPr>
@@ -1936,7 +1936,7 @@
       <w:r>
         <w:drawing>
           <wp:inline xmlns:a="http://schemas.openxmlformats.org/drawingml/2006/main" xmlns:pic="http://schemas.openxmlformats.org/drawingml/2006/picture">
-            <wp:extent cx="6096000" cy="3901440"/>
+            <wp:extent cx="6096000" cy="4090416"/>
             <wp:docPr id="16" name="Picture 16"/>
             <wp:cNvGraphicFramePr>
               <a:graphicFrameLocks noChangeAspect="1"/>
@@ -1957,7 +1957,7 @@
                   <pic:spPr>
                     <a:xfrm>
                       <a:off x="0" y="0"/>
-                      <a:ext cx="6096000" cy="3901440"/>
+                      <a:ext cx="6096000" cy="4090416"/>
                     </a:xfrm>
                     <a:prstGeom prst="rect"/>
                   </pic:spPr>
@@ -2506,7 +2506,7 @@
       <w:r>
         <w:drawing>
           <wp:inline xmlns:a="http://schemas.openxmlformats.org/drawingml/2006/main" xmlns:pic="http://schemas.openxmlformats.org/drawingml/2006/picture">
-            <wp:extent cx="6096000" cy="3413760"/>
+            <wp:extent cx="6096000" cy="4090416"/>
             <wp:docPr id="21" name="Picture 21"/>
             <wp:cNvGraphicFramePr>
               <a:graphicFrameLocks noChangeAspect="1"/>
@@ -2527,7 +2527,7 @@
                   <pic:spPr>
                     <a:xfrm>
                       <a:off x="0" y="0"/>
-                      <a:ext cx="6096000" cy="3413760"/>
+                      <a:ext cx="6096000" cy="4090416"/>
                     </a:xfrm>
                     <a:prstGeom prst="rect"/>
                   </pic:spPr>
@@ -2812,7 +2812,7 @@
         <w:rPr>
           <w:lang w:val="hi_IN" w:bidi="hi_IN"/>
         </w:rPr>
-        <w:t>यीशु के समय में बाजार</w:t>
+        <w:t>युद्ध के रथ के सारथी</w:t>
       </w:r>
       <w:r>
         <w:rPr>
@@ -2848,7 +2848,7 @@
       <w:r>
         <w:drawing>
           <wp:inline xmlns:a="http://schemas.openxmlformats.org/drawingml/2006/main" xmlns:pic="http://schemas.openxmlformats.org/drawingml/2006/picture">
-            <wp:extent cx="6096000" cy="4090416"/>
+            <wp:extent cx="6096000" cy="4066032"/>
             <wp:docPr id="24" name="Picture 24"/>
             <wp:cNvGraphicFramePr>
               <a:graphicFrameLocks noChangeAspect="1"/>
@@ -2869,7 +2869,7 @@
                   <pic:spPr>
                     <a:xfrm>
                       <a:off x="0" y="0"/>
-                      <a:ext cx="6096000" cy="4090416"/>
+                      <a:ext cx="6096000" cy="4066032"/>
                     </a:xfrm>
                     <a:prstGeom prst="rect"/>
                   </pic:spPr>
@@ -3154,7 +3154,7 @@
         <w:rPr>
           <w:lang w:val="hi_IN" w:bidi="hi_IN"/>
         </w:rPr>
-        <w:t>युद्ध के रथ के सारथी</w:t>
+        <w:t>यूनानी रंगशाला</w:t>
       </w:r>
       <w:r>
         <w:rPr>
@@ -3304,7 +3304,7 @@
       <w:r>
         <w:drawing>
           <wp:inline xmlns:a="http://schemas.openxmlformats.org/drawingml/2006/main" xmlns:pic="http://schemas.openxmlformats.org/drawingml/2006/picture">
-            <wp:extent cx="6096000" cy="4066032"/>
+            <wp:extent cx="6096000" cy="4041648"/>
             <wp:docPr id="28" name="Picture 28"/>
             <wp:cNvGraphicFramePr>
               <a:graphicFrameLocks noChangeAspect="1"/>
@@ -3325,7 +3325,7 @@
                   <pic:spPr>
                     <a:xfrm>
                       <a:off x="0" y="0"/>
-                      <a:ext cx="6096000" cy="4066032"/>
+                      <a:ext cx="6096000" cy="4041648"/>
                     </a:xfrm>
                     <a:prstGeom prst="rect"/>
                   </pic:spPr>
@@ -3418,7 +3418,7 @@
       <w:r>
         <w:drawing>
           <wp:inline xmlns:a="http://schemas.openxmlformats.org/drawingml/2006/main" xmlns:pic="http://schemas.openxmlformats.org/drawingml/2006/picture">
-            <wp:extent cx="6096000" cy="4041648"/>
+            <wp:extent cx="6096000" cy="4572000"/>
             <wp:docPr id="29" name="Picture 29"/>
             <wp:cNvGraphicFramePr>
               <a:graphicFrameLocks noChangeAspect="1"/>
@@ -3439,7 +3439,7 @@
                   <pic:spPr>
                     <a:xfrm>
                       <a:off x="0" y="0"/>
-                      <a:ext cx="6096000" cy="4041648"/>
+                      <a:ext cx="6096000" cy="4572000"/>
                     </a:xfrm>
                     <a:prstGeom prst="rect"/>
                   </pic:spPr>
@@ -3496,7 +3496,7 @@
         <w:rPr>
           <w:lang w:val="hi_IN" w:bidi="hi_IN"/>
         </w:rPr>
-        <w:t>यूनानी रंगशाला</w:t>
+        <w:t>यूसुफ का अंगरखा</w:t>
       </w:r>
       <w:r>
         <w:rPr>
@@ -3532,7 +3532,7 @@
       <w:r>
         <w:drawing>
           <wp:inline xmlns:a="http://schemas.openxmlformats.org/drawingml/2006/main" xmlns:pic="http://schemas.openxmlformats.org/drawingml/2006/picture">
-            <wp:extent cx="6096000" cy="4572000"/>
+            <wp:extent cx="6096000" cy="4066032"/>
             <wp:docPr id="30" name="Picture 30"/>
             <wp:cNvGraphicFramePr>
               <a:graphicFrameLocks noChangeAspect="1"/>
@@ -3553,7 +3553,7 @@
                   <pic:spPr>
                     <a:xfrm>
                       <a:off x="0" y="0"/>
-                      <a:ext cx="6096000" cy="4572000"/>
+                      <a:ext cx="6096000" cy="4066032"/>
                     </a:xfrm>
                     <a:prstGeom prst="rect"/>
                   </pic:spPr>
@@ -3800,120 +3800,6 @@
         </w:rPr>
       </w:r>
       <w:hyperlink r:id="rId76">
-        <w:r>
-          <w:rPr>
-            <w:lang w:val="hi_IN" w:bidi="hi_IN"/>
-          </w:rPr>
-          <w:rPr>
-            <w:color w:val="0000EE"/>
-            <w:u w:val="single"/>
-          </w:rPr>
-          <w:t>link</w:t>
-        </w:r>
-      </w:hyperlink>
-      <w:r>
-        <w:rPr>
-          <w:lang w:val="hi_IN" w:bidi="hi_IN"/>
-        </w:rPr>
-      </w:r>
-      <w:r>
-        <w:rPr>
-          <w:lang w:val="hi_IN" w:bidi="hi_IN"/>
-        </w:rPr>
-      </w:r>
-    </w:p>
-    <w:p>
-      <w:pPr/>
-      <w:r>
-        <w:rPr>
-          <w:lang w:val="hi_IN" w:bidi="hi_IN"/>
-        </w:rPr>
-      </w:r>
-    </w:p>
-    <w:p>
-      <w:pPr>
-        <w:pStyle w:val="Heading2"/>
-      </w:pPr>
-      <w:r>
-        <w:rPr>
-          <w:lang w:val="hi_IN" w:bidi="hi_IN"/>
-        </w:rPr>
-        <w:t>यूसुफ का अंगरखा</w:t>
-      </w:r>
-      <w:r>
-        <w:rPr>
-          <w:lang w:val="hi_IN" w:bidi="hi_IN"/>
-        </w:rPr>
-      </w:r>
-    </w:p>
-    <w:p>
-      <w:pPr>
-        <w:pStyle w:val="Heading4"/>
-      </w:pPr>
-      <w:r>
-        <w:rPr>
-          <w:lang w:val="hi_IN" w:bidi="hi_IN"/>
-        </w:rPr>
-        <w:t>Image Content</w:t>
-      </w:r>
-      <w:r>
-        <w:rPr>
-          <w:lang w:val="hi_IN" w:bidi="hi_IN"/>
-        </w:rPr>
-      </w:r>
-    </w:p>
-    <w:p>
-      <w:pPr/>
-      <w:r>
-        <w:rPr>
-          <w:lang w:val="hi_IN" w:bidi="hi_IN"/>
-        </w:rPr>
-      </w:r>
-    </w:p>
-    <w:p>
-      <w:r>
-        <w:drawing>
-          <wp:inline xmlns:a="http://schemas.openxmlformats.org/drawingml/2006/main" xmlns:pic="http://schemas.openxmlformats.org/drawingml/2006/picture">
-            <wp:extent cx="6096000" cy="4066032"/>
-            <wp:docPr id="33" name="Picture 33"/>
-            <wp:cNvGraphicFramePr>
-              <a:graphicFrameLocks noChangeAspect="1"/>
-            </wp:cNvGraphicFramePr>
-            <a:graphic>
-              <a:graphicData uri="http://schemas.openxmlformats.org/drawingml/2006/picture">
-                <pic:pic>
-                  <pic:nvPicPr>
-                    <pic:cNvPr id="0" name="image.jpg"/>
-                    <pic:cNvPicPr/>
-                  </pic:nvPicPr>
-                  <pic:blipFill>
-                    <a:blip r:embed="rId77"/>
-                    <a:stretch>
-                      <a:fillRect/>
-                    </a:stretch>
-                  </pic:blipFill>
-                  <pic:spPr>
-                    <a:xfrm>
-                      <a:off x="0" y="0"/>
-                      <a:ext cx="6096000" cy="4066032"/>
-                    </a:xfrm>
-                    <a:prstGeom prst="rect"/>
-                  </pic:spPr>
-                </pic:pic>
-              </a:graphicData>
-            </a:graphic>
-          </wp:inline>
-        </w:drawing>
-      </w:r>
-    </w:p>
-    <w:p>
-      <w:pPr/>
-      <w:r>
-        <w:rPr>
-          <w:lang w:val="hi_IN" w:bidi="hi_IN"/>
-        </w:rPr>
-      </w:r>
-      <w:hyperlink r:id="rId78">
         <w:r>
           <w:rPr>
             <w:lang w:val="hi_IN" w:bidi="hi_IN"/>
